--- a/docs/instruments/start_here.docx
+++ b/docs/instruments/start_here.docx
@@ -3,7 +3,7 @@
 <w:document xmlns:o="urn:schemas-microsoft-com:office:office" xmlns:r="http://schemas.openxmlformats.org/officeDocument/2006/relationships" xmlns:v="urn:schemas-microsoft-com:vml" xmlns:w="http://schemas.openxmlformats.org/wordprocessingml/2006/main" xmlns:w10="urn:schemas-microsoft-com:office:word" xmlns:wp="http://schemas.openxmlformats.org/drawingml/2006/wordprocessingDrawing" xmlns:pic="http://schemas.openxmlformats.org/drawingml/2006/picture" xmlns:wps="http://schemas.microsoft.com/office/word/2010/wordprocessingShape" xmlns:wpg="http://schemas.microsoft.com/office/word/2010/wordprocessingGroup" xmlns:mc="http://schemas.openxmlformats.org/markup-compatibility/2006" xmlns:wp14="http://schemas.microsoft.com/office/word/2010/wordprocessingDrawing" xmlns:w14="http://schemas.microsoft.com/office/word/2010/wordml" xmlns:w15="http://schemas.microsoft.com/office/word/2012/wordml" mc:Ignorable="w14 wp14 w15">
   <w:body>
     <w:p>
-      <w:hyperlink r:id="rId22">
+      <w:hyperlink r:id="rId20">
         <w:r>
           <w:drawing>
             <wp:inline>
@@ -20,7 +20,7 @@
                       </pic:cNvPicPr>
                     </pic:nvPicPr>
                     <pic:blipFill>
-                      <a:blip r:embed="rId21"/>
+                      <a:blip r:embed="rId19"/>
                       <a:stretch>
                         <a:fillRect/>
                       </a:stretch>
@@ -205,19 +205,7 @@
       </w:r>
       <w:r>
         <w:rPr/>
-        <w:t xml:space="preserve"> is the foundation for everything here. It explains how </w:t>
-      </w:r>
-      <w:hyperlink r:id="rId3">
-        <w:r>
-          <w:rPr>
-            <w:rStyle w:val="Hyperlink"/>
-          </w:rPr>
-          <w:t>the report</w:t>
-        </w:r>
-      </w:hyperlink>
-      <w:r>
-        <w:rPr/>
-        <w:t>’s framework is used across the pack, walks you through how to run an assessment and interpret your results, and illustrates the entire process using a fictional university from its initial assessment to its first concrete actions. I recommend reading it once before you begin, and keeping it on hand as a reference while you run the assessment.</w:t>
+        <w:t xml:space="preserve"> is the foundation for everything here. It explains how the report’s framework is used across the pack, walks you through how to run an assessment and interpret your results, and illustrates the entire process using a fictional university from its initial assessment to its first concrete actions. I recommend reading it once before you begin, and keeping it on hand as a reference while you run the assessment.</w:t>
       </w:r>
     </w:p>
     <w:p>
@@ -2589,7 +2577,7 @@
         </w:rPr>
         <w:t xml:space="preserve">Questions: </w:t>
       </w:r>
-      <w:hyperlink r:id="rId4">
+      <w:hyperlink r:id="rId3">
         <w:r>
           <w:rPr>
             <w:rStyle w:val="Hyperlink"/>
@@ -2677,7 +2665,7 @@
         <w:keepLines/>
         <w:rPr/>
       </w:pPr>
-      <w:hyperlink r:id="rId5">
+      <w:hyperlink r:id="rId4">
         <w:r>
           <w:rPr>
             <w:rStyle w:val="Hyperlink"/>
@@ -2700,7 +2688,7 @@
                       </pic:cNvPicPr>
                     </pic:nvPicPr>
                     <pic:blipFill>
-                      <a:blip r:embed="rId6"/>
+                      <a:blip r:embed="rId5"/>
                       <a:stretch>
                         <a:fillRect/>
                       </a:stretch>
@@ -2741,7 +2729,7 @@
         <w:rPr/>
         <w:t xml:space="preserve"> · Professor and Director, Instats · </w:t>
       </w:r>
-      <w:hyperlink r:id="rId7">
+      <w:hyperlink r:id="rId6">
         <w:r>
           <w:rPr>
             <w:rStyle w:val="Hyperlink"/>
@@ -2753,7 +2741,7 @@
         <w:rPr/>
         <w:t xml:space="preserve"> · </w:t>
       </w:r>
-      <w:hyperlink r:id="rId8">
+      <w:hyperlink r:id="rId7">
         <w:r>
           <w:rPr>
             <w:rStyle w:val="Hyperlink"/>
@@ -2780,7 +2768,7 @@
         </w:rPr>
         <w:t xml:space="preserve">Part of the Instats AI Readiness Pack · </w:t>
       </w:r>
-      <w:hyperlink r:id="rId9">
+      <w:hyperlink r:id="rId8">
         <w:r>
           <w:rPr>
             <w:rStyle w:val="Hyperlink"/>
@@ -2799,19 +2787,7 @@
       </w:r>
       <w:r>
         <w:rPr/>
-        <w:t xml:space="preserve"> </w:t>
-      </w:r>
-      <w:hyperlink r:id="rId10">
-        <w:r>
-          <w:rPr>
-            <w:rStyle w:val="Hyperlink"/>
-          </w:rPr>
-          <w:t>Responsible AI in Academic Research: A Competency Framework for Research Training</w:t>
-        </w:r>
-      </w:hyperlink>
-      <w:r>
-        <w:rPr/>
-        <w:t xml:space="preserve"> </w:t>
+        <w:t xml:space="preserve"> Responsible AI in Academic Research: A Competency Framework for Research Training </w:t>
       </w:r>
       <w:r>
         <w:rPr>
@@ -2824,12 +2800,12 @@
       <w:bookmarkEnd w:id="4"/>
     </w:p>
     <w:sectPr>
-      <w:headerReference w:type="even" r:id="rId11"/>
-      <w:headerReference w:type="default" r:id="rId12"/>
-      <w:headerReference w:type="first" r:id="rId13"/>
-      <w:footerReference w:type="even" r:id="rId14"/>
-      <w:footerReference w:type="default" r:id="rId15"/>
-      <w:footerReference w:type="first" r:id="rId16"/>
+      <w:headerReference w:type="even" r:id="rId9"/>
+      <w:headerReference w:type="default" r:id="rId10"/>
+      <w:headerReference w:type="first" r:id="rId11"/>
+      <w:footerReference w:type="even" r:id="rId12"/>
+      <w:footerReference w:type="default" r:id="rId13"/>
+      <w:footerReference w:type="first" r:id="rId14"/>
       <w:type w:val="nextPage"/>
       <w:pgSz w:w="11906" w:h="16838"/>
       <w:pgMar w:left="1417" w:right="1417" w:gutter="0" w:header="720" w:top="1361" w:footer="720" w:bottom="1361"/>
@@ -5251,10 +5227,12 @@
     <w:unhideWhenUsed/>
     <w:rsid w:val="00aa1d8d"/>
     <w:pPr>
-      <w:spacing w:before="0" w:after="120"/>
+      <w:spacing w:lineRule="auto" w:line="348" w:before="0" w:after="160"/>
     </w:pPr>
     <w:rPr>
       <w:rFonts w:ascii="Georgia" w:hAnsi="Georgia" w:eastAsia="Georgia" w:cs="Georgia"/>
+      <w:color w:val="212529"/>
+      <w:sz w:val="24"/>
     </w:rPr>
   </w:style>
   <w:style w:type="paragraph" w:styleId="List">

--- a/docs/instruments/start_here.docx
+++ b/docs/instruments/start_here.docx
@@ -192,7 +192,7 @@
       <w:hyperlink r:id="rId27">
         <w:r>
           <w:rPr>
-            <w:rStyle w:val="Hyperlink"/>
+            <w:rStyle w:val="Hyperlink1"/>
             <w:i w:val="0"/>
           </w:rPr>
           <w:t xml:space="preserve">Browse the full online instrument catalogue</w:t>
@@ -2090,7 +2090,7 @@
       <w:hyperlink r:id="rId22">
         <w:r>
           <w:rPr>
-            <w:rStyle w:val="Hyperlink"/>
+            <w:rStyle w:val="Hyperlink1"/>
             <w:i w:val="1"/>
           </w:rPr>
           <w:t xml:space="preserve">The Institutional AI Readiness Pack: Self-Assessment and Implementation Tools for Responsible AI in Academic Research</w:t>
@@ -2105,7 +2105,7 @@
       <w:hyperlink r:id="rId23">
         <w:r>
           <w:rPr>
-            <w:rStyle w:val="Hyperlink"/>
+            <w:rStyle w:val="Hyperlink1"/>
             <w:i w:val="0"/>
           </w:rPr>
           <w:t xml:space="preserve">https://doi.org/10.61700/bv2nulyhht</w:t>
@@ -2133,7 +2133,7 @@
       <w:hyperlink r:id="rId24">
         <w:r>
           <w:rPr>
-            <w:rStyle w:val="Hyperlink"/>
+            <w:rStyle w:val="Hyperlink1"/>
             <w:i w:val="1"/>
           </w:rPr>
           <w:t xml:space="preserve">Responsible AI in Academic Research: A Competency Framework for Research Training</w:t>
@@ -2148,7 +2148,7 @@
       <w:hyperlink r:id="rId25">
         <w:r>
           <w:rPr>
-            <w:rStyle w:val="Hyperlink"/>
+            <w:rStyle w:val="Hyperlink1"/>
             <w:i w:val="0"/>
           </w:rPr>
           <w:t xml:space="preserve">https://doi.org/10.61700/t31oy23grr</w:t>
@@ -2176,7 +2176,7 @@
       <w:hyperlink r:id="rId26">
         <w:r>
           <w:rPr>
-            <w:rStyle w:val="Hyperlink"/>
+            <w:rStyle w:val="Hyperlink1"/>
             <w:i w:val="0"/>
           </w:rPr>
           <w:t xml:space="preserve">Creative Commons Attribution 4.0 International (CC BY 4.0)</w:t>
@@ -2188,6 +2188,8 @@
         </w:rPr>
         <w:t xml:space="preserve">. You may adapt them for institutional use with attribution.</w:t>
       </w:r>
+      <w:bookmarkEnd w:id="0"/>
+      <w:bookmarkEnd w:id="4"/>
     </w:p>
     <w:sectPr>
       <w:headerReference w:type="even" r:id="rId14"/>
